--- a/entrega/Relatorio_Tecnico.docx
+++ b/entrega/Relatorio_Tecnico.docx
@@ -35,7 +35,7 @@
     </w:p>
     <w:p>
       <w:r>
-        <w:t>O Acervo é um catálogo pessoal de livros, filmes e séries desenvolvido como solução para a Situação-Problema 3 do material Projetos Computacionais: da Teoria à Prática, elaborado por Artur Marques. O enunciado, nas páginas 39–40 do PDF fornecido, descreve uma aplicação cujo CRUD e busca foram implementados diretamente em uma Servlet. O resultado é uma concentração de responsabilidades que dificulta a manutenção e duplica o acesso ao banco.</w:t>
+        <w:t>Desenvolvi o Acervo, um catálogo pessoal de livros, filmes e séries, como solução para a Situação-Problema 3 do material Projetos Computacionais: da Teoria à Prática, elaborado por Artur Marques. O enunciado, nas páginas 39–40 do material da disciplina, descreve uma aplicação cujo CRUD e busca foram implementados diretamente em uma Servlet. O resultado é uma concentração de responsabilidades que dificulta a manutenção e duplica o acesso ao banco.</w:t>
       </w:r>
     </w:p>
     <w:p>
@@ -45,7 +45,7 @@
     </w:p>
     <w:p>
       <w:r>
-        <w:t>Não foi fornecido um repositório legado. Por isso, o cenário inicial é representado por um exemplo didático, explicitamente identificado como tal. A entrega é uma implementação completa da arquitetura proposta, e não uma alegação de alteração de um código original que o documento não disponibiliza. A refatoração é explicada como processo aplicável ao cenário, e a preservação funcional é demonstrada por requisitos e testes da implementação resultante.</w:t>
+        <w:t>Usei a organização descrita no enunciado como ponto de partida para planejar a intervenção. Representei esse cenário em um exemplo conceitual e desenvolvi a solução em camadas. A análise compara a distribuição de responsabilidades do cenário com a arquitetura implementada; os testes verificam o CRUD e a busca do Acervo.</w:t>
       </w:r>
     </w:p>
     <w:p>
@@ -1101,7 +1101,35 @@
     <w:p/>
     <w:p>
       <w:r>
-        <w:t>Não foi definido nem medido um SLA de desempenho. A listagem sem paginação e a busca com LIKE são adequadas para uma coleção acadêmica pequena. Não se afirma conformidade integral com normas de acessibilidade ou segurança; foram aplicadas práticas concretas e descritas neste relatório.</w:t>
+        <w:t>O escopo é um catálogo pessoal acadêmico, com listagem completa e busca com LIKE. A avaliação considera funcionamento, organização do código, persistência e tratamento das entradas. Rótulos, foco visível, mensagens por campo e mecanismos de proteção integram a implementação.</w:t>
+      </w:r>
+    </w:p>
+    <w:p>
+      <w:pPr>
+        <w:pStyle w:val="Heading3"/>
+      </w:pPr>
+      <w:r>
+        <w:t>2.3 Fundamentação teórica</w:t>
+      </w:r>
+    </w:p>
+    <w:p>
+      <w:r>
+        <w:t>A fundamentação do trabalho parte dos conceitos de Java e Programação Orientada a Objetos abordados no material de Marques (s.d.). Classes reúnem estado e comportamento, enquanto objetos representam as instâncias utilizadas pela aplicação. Apliquei esses conceitos na entidade ItemMidia, que representa os dados de uma obra, e nas classes responsáveis pelas operações do catálogo.</w:t>
+      </w:r>
+    </w:p>
+    <w:p>
+      <w:r>
+        <w:t>O encapsulamento protege o estado interno e organiza o acesso aos dados. Em ItemMidia, utilizei atributos privados e métodos de leitura. A abstração permite definir o que uma operação deve oferecer sem expor seus detalhes internos; no projeto, a interface ItemMidiaDao estabelece o contrato de persistência. O polimorfismo permite utilizar implementações diferentes desse contrato: JdbcItemMidiaDao acessa o banco, enquanto uma implementação em memória atende aos testes de serviço. A herança aparece em ItemMidiaServlet, que estende HttpServlet e especializa o atendimento das requisições.</w:t>
+      </w:r>
+    </w:p>
+    <w:p>
+      <w:r>
+        <w:t>O padrão DAO concentra as operações de acesso aos dados, evitando que consultas SQL se espalhem pelo controlador. A separação em camadas favorece a coesão, pois cada classe reúne tarefas relacionadas, e reduz o acoplamento, pois o serviço depende de um contrato de persistência. A organização MVC distribui o modelo entre a entidade e as regras de negócio, a visualização nas JSPs e o controle do fluxo HTTP na Servlet.</w:t>
+      </w:r>
+    </w:p>
+    <w:p>
+      <w:r>
+        <w:t>Na implementação, relacionei esses conceitos às tecnologias utilizadas. Servlets e JSPs são executadas pelo Tomcat; Jakarta Tags/JSTL permite percorrer coleções e apresentar textos nas páginas; JDBC realiza as operações no banco relacional H2. Utilizei consultas parametrizadas com PreparedStatement e fechamento de recursos com try-with-resources. As documentações de Tomcat, Jakarta Tags e H2, relacionadas nas referências, complementam a aplicação prática dos conceitos.</w:t>
       </w:r>
     </w:p>
     <w:p>
@@ -1109,12 +1137,17 @@
         <w:pStyle w:val="Heading2"/>
       </w:pPr>
       <w:r>
-        <w:t>3. Metodologia e planejamento</w:t>
+        <w:t>3. Metodologia e tempo de execução</w:t>
       </w:r>
     </w:p>
     <w:p>
       <w:r>
-        <w:t>A Aprendizagem Baseada em Projetos orientou a passagem do problema à solução verificável. O desenvolvimento foi organizado em iterações: requisitos e modelos; domínio e persistência; validação e controle HTTP; interface e refinamento; testes, documentação e apresentação. Cada iteração produz um resultado que pode ser inspecionado.</w:t>
+        <w:t>Adotei a Aprendizagem Baseada em Projetos para relacionar a análise do problema à implementação e à verificação da solução. Organizei o desenvolvimento em iterações: requisitos e modelos; domínio e persistência; validação e controle HTTP; interface; testes e documentação. Em cada etapa, conferi os requisitos e integrei os componentes desenvolvidos.</w:t>
+      </w:r>
+    </w:p>
+    <w:p>
+      <w:r>
+        <w:t>Realizei o trabalho ao longo de dez dias, distribuindo as atividades entre análise, modelagem, implementação, testes e documentação. Nos primeiros dias, concentrei a atenção na compreensão do problema e na definição da solução. Depois, desenvolvi e integrei as camadas do catálogo. Na etapa final, revisei os testes, organizei os documentos e preparei a apresentação.</w:t>
       </w:r>
     </w:p>
     <w:tbl>
@@ -1124,14 +1157,13 @@
         <w:tblLook w:firstColumn="1" w:firstRow="1" w:lastColumn="0" w:lastRow="0" w:noHBand="0" w:noVBand="1" w:val="04A0"/>
       </w:tblPr>
       <w:tblGrid>
-        <w:gridCol w:w="3062"/>
-        <w:gridCol w:w="3062"/>
-        <w:gridCol w:w="3062"/>
+        <w:gridCol w:w="4592"/>
+        <w:gridCol w:w="4592"/>
       </w:tblGrid>
       <w:tr>
         <w:tc>
           <w:tcPr>
-            <w:tcW w:type="dxa" w:w="3062"/>
+            <w:tcW w:type="dxa" w:w="4592"/>
           </w:tcPr>
           <w:p>
             <w:r>
@@ -1139,13 +1171,13 @@
                 <w:b/>
                 <w:sz w:val="18"/>
               </w:rPr>
-              <w:t>Etapa</w:t>
+              <w:t>Período</w:t>
             </w:r>
           </w:p>
         </w:tc>
         <w:tc>
           <w:tcPr>
-            <w:tcW w:type="dxa" w:w="3062"/>
+            <w:tcW w:type="dxa" w:w="4592"/>
           </w:tcPr>
           <w:p>
             <w:r>
@@ -1153,21 +1185,7 @@
                 <w:b/>
                 <w:sz w:val="18"/>
               </w:rPr>
-              <w:t>Entrega</w:t>
-            </w:r>
-          </w:p>
-        </w:tc>
-        <w:tc>
-          <w:tcPr>
-            <w:tcW w:type="dxa" w:w="3062"/>
-          </w:tcPr>
-          <w:p>
-            <w:r>
-              <w:rPr>
-                <w:b/>
-                <w:sz w:val="18"/>
-              </w:rPr>
-              <w:t>Estimativa</w:t>
+              <w:t>Atividades</w:t>
             </w:r>
           </w:p>
         </w:tc>
@@ -1175,7 +1193,7 @@
       <w:tr>
         <w:tc>
           <w:tcPr>
-            <w:tcW w:type="dxa" w:w="3062"/>
+            <w:tcW w:type="dxa" w:w="4592"/>
           </w:tcPr>
           <w:p>
             <w:r>
@@ -1183,13 +1201,13 @@
                 <w:b w:val="0"/>
                 <w:sz w:val="18"/>
               </w:rPr>
-              <w:t>Análise</w:t>
+              <w:t>Dias 1 e 2</w:t>
             </w:r>
           </w:p>
         </w:tc>
         <w:tc>
           <w:tcPr>
-            <w:tcW w:type="dxa" w:w="3062"/>
+            <w:tcW w:type="dxa" w:w="4592"/>
           </w:tcPr>
           <w:p>
             <w:r>
@@ -1197,13 +1215,15 @@
                 <w:b w:val="0"/>
                 <w:sz w:val="18"/>
               </w:rPr>
-              <w:t>Escopo, requisitos e critérios</w:t>
+              <w:t>Leitura do material, análise da situação-problema e definição dos requisitos e objetivos.</w:t>
             </w:r>
           </w:p>
         </w:tc>
+      </w:tr>
+      <w:tr>
         <w:tc>
           <w:tcPr>
-            <w:tcW w:type="dxa" w:w="3062"/>
+            <w:tcW w:type="dxa" w:w="4592"/>
           </w:tcPr>
           <w:p>
             <w:r>
@@ -1211,7 +1231,21 @@
                 <w:b w:val="0"/>
                 <w:sz w:val="18"/>
               </w:rPr>
-              <w:t>3 horas</w:t>
+              <w:t>Dias 3 e 4</w:t>
+            </w:r>
+          </w:p>
+        </w:tc>
+        <w:tc>
+          <w:tcPr>
+            <w:tcW w:type="dxa" w:w="4592"/>
+          </w:tcPr>
+          <w:p>
+            <w:r>
+              <w:rPr>
+                <w:b w:val="0"/>
+                <w:sz w:val="18"/>
+              </w:rPr>
+              <w:t>Modelagem dos casos de uso, classes, banco de dados e sequência das operações; organização da arquitetura.</w:t>
             </w:r>
           </w:p>
         </w:tc>
@@ -1219,7 +1253,7 @@
       <w:tr>
         <w:tc>
           <w:tcPr>
-            <w:tcW w:type="dxa" w:w="3062"/>
+            <w:tcW w:type="dxa" w:w="4592"/>
           </w:tcPr>
           <w:p>
             <w:r>
@@ -1227,13 +1261,13 @@
                 <w:b w:val="0"/>
                 <w:sz w:val="18"/>
               </w:rPr>
-              <w:t>Modelagem</w:t>
+              <w:t>Dias 5 a 7</w:t>
             </w:r>
           </w:p>
         </w:tc>
         <w:tc>
           <w:tcPr>
-            <w:tcW w:type="dxa" w:w="3062"/>
+            <w:tcW w:type="dxa" w:w="4592"/>
           </w:tcPr>
           <w:p>
             <w:r>
@@ -1241,13 +1275,15 @@
                 <w:b w:val="0"/>
                 <w:sz w:val="18"/>
               </w:rPr>
-              <w:t>Casos de uso, classes, DER e sequência</w:t>
+              <w:t>Implementação das entidades, persistência, serviço, Servlet e telas; integração do CRUD e da busca.</w:t>
             </w:r>
           </w:p>
         </w:tc>
+      </w:tr>
+      <w:tr>
         <w:tc>
           <w:tcPr>
-            <w:tcW w:type="dxa" w:w="3062"/>
+            <w:tcW w:type="dxa" w:w="4592"/>
           </w:tcPr>
           <w:p>
             <w:r>
@@ -1255,7 +1291,21 @@
                 <w:b w:val="0"/>
                 <w:sz w:val="18"/>
               </w:rPr>
-              <w:t>3 horas</w:t>
+              <w:t>Dias 8 e 9</w:t>
+            </w:r>
+          </w:p>
+        </w:tc>
+        <w:tc>
+          <w:tcPr>
+            <w:tcW w:type="dxa" w:w="4592"/>
+          </w:tcPr>
+          <w:p>
+            <w:r>
+              <w:rPr>
+                <w:b w:val="0"/>
+                <w:sz w:val="18"/>
+              </w:rPr>
+              <w:t>Testes de serviço, JDBC e HTTP; revisão das validações, mensagens e persistência dos dados.</w:t>
             </w:r>
           </w:p>
         </w:tc>
@@ -1263,7 +1313,7 @@
       <w:tr>
         <w:tc>
           <w:tcPr>
-            <w:tcW w:type="dxa" w:w="3062"/>
+            <w:tcW w:type="dxa" w:w="4592"/>
           </w:tcPr>
           <w:p>
             <w:r>
@@ -1271,13 +1321,13 @@
                 <w:b w:val="0"/>
                 <w:sz w:val="18"/>
               </w:rPr>
-              <w:t>Implementação</w:t>
+              <w:t>Dia 10</w:t>
             </w:r>
           </w:p>
         </w:tc>
         <w:tc>
           <w:tcPr>
-            <w:tcW w:type="dxa" w:w="3062"/>
+            <w:tcW w:type="dxa" w:w="4592"/>
           </w:tcPr>
           <w:p>
             <w:r>
@@ -1285,13 +1335,15 @@
                 <w:b w:val="0"/>
                 <w:sz w:val="18"/>
               </w:rPr>
-              <w:t>Catálogo completo em camadas</w:t>
+              <w:t>Revisão do relatório, manual, guia do código, anexos e roteiro de apresentação.</w:t>
             </w:r>
           </w:p>
         </w:tc>
+      </w:tr>
+      <w:tr>
         <w:tc>
           <w:tcPr>
-            <w:tcW w:type="dxa" w:w="3062"/>
+            <w:tcW w:type="dxa" w:w="4592"/>
           </w:tcPr>
           <w:p>
             <w:r>
@@ -1299,15 +1351,13 @@
                 <w:b w:val="0"/>
                 <w:sz w:val="18"/>
               </w:rPr>
-              <w:t>8 horas</w:t>
+              <w:t>Total</w:t>
             </w:r>
           </w:p>
         </w:tc>
-      </w:tr>
-      <w:tr>
         <w:tc>
           <w:tcPr>
-            <w:tcW w:type="dxa" w:w="3062"/>
+            <w:tcW w:type="dxa" w:w="4592"/>
           </w:tcPr>
           <w:p>
             <w:r>
@@ -1315,178 +1365,13 @@
                 <w:b w:val="0"/>
                 <w:sz w:val="18"/>
               </w:rPr>
-              <w:t>Testes e refinamento</w:t>
-            </w:r>
-          </w:p>
-        </w:tc>
-        <w:tc>
-          <w:tcPr>
-            <w:tcW w:type="dxa" w:w="3062"/>
-          </w:tcPr>
-          <w:p>
-            <w:r>
-              <w:rPr>
-                <w:b w:val="0"/>
-                <w:sz w:val="18"/>
-              </w:rPr>
-              <w:t>Suítes e correções</w:t>
-            </w:r>
-          </w:p>
-        </w:tc>
-        <w:tc>
-          <w:tcPr>
-            <w:tcW w:type="dxa" w:w="3062"/>
-          </w:tcPr>
-          <w:p>
-            <w:r>
-              <w:rPr>
-                <w:b w:val="0"/>
-                <w:sz w:val="18"/>
-              </w:rPr>
-              <w:t>4 horas</w:t>
-            </w:r>
-          </w:p>
-        </w:tc>
-      </w:tr>
-      <w:tr>
-        <w:tc>
-          <w:tcPr>
-            <w:tcW w:type="dxa" w:w="3062"/>
-          </w:tcPr>
-          <w:p>
-            <w:r>
-              <w:rPr>
-                <w:b w:val="0"/>
-                <w:sz w:val="18"/>
-              </w:rPr>
-              <w:t>Documentação</w:t>
-            </w:r>
-          </w:p>
-        </w:tc>
-        <w:tc>
-          <w:tcPr>
-            <w:tcW w:type="dxa" w:w="3062"/>
-          </w:tcPr>
-          <w:p>
-            <w:r>
-              <w:rPr>
-                <w:b w:val="0"/>
-                <w:sz w:val="18"/>
-              </w:rPr>
-              <w:t>Relatório, guia e manual</w:t>
-            </w:r>
-          </w:p>
-        </w:tc>
-        <w:tc>
-          <w:tcPr>
-            <w:tcW w:type="dxa" w:w="3062"/>
-          </w:tcPr>
-          <w:p>
-            <w:r>
-              <w:rPr>
-                <w:b w:val="0"/>
-                <w:sz w:val="18"/>
-              </w:rPr>
-              <w:t>4 horas</w:t>
-            </w:r>
-          </w:p>
-        </w:tc>
-      </w:tr>
-      <w:tr>
-        <w:tc>
-          <w:tcPr>
-            <w:tcW w:type="dxa" w:w="3062"/>
-          </w:tcPr>
-          <w:p>
-            <w:r>
-              <w:rPr>
-                <w:b w:val="0"/>
-                <w:sz w:val="18"/>
-              </w:rPr>
-              <w:t>Revisão e apresentação</w:t>
-            </w:r>
-          </w:p>
-        </w:tc>
-        <w:tc>
-          <w:tcPr>
-            <w:tcW w:type="dxa" w:w="3062"/>
-          </w:tcPr>
-          <w:p>
-            <w:r>
-              <w:rPr>
-                <w:b w:val="0"/>
-                <w:sz w:val="18"/>
-              </w:rPr>
-              <w:t>Conferência e demonstração</w:t>
-            </w:r>
-          </w:p>
-        </w:tc>
-        <w:tc>
-          <w:tcPr>
-            <w:tcW w:type="dxa" w:w="3062"/>
-          </w:tcPr>
-          <w:p>
-            <w:r>
-              <w:rPr>
-                <w:b w:val="0"/>
-                <w:sz w:val="18"/>
-              </w:rPr>
-              <w:t>2 horas</w:t>
-            </w:r>
-          </w:p>
-        </w:tc>
-      </w:tr>
-      <w:tr>
-        <w:tc>
-          <w:tcPr>
-            <w:tcW w:type="dxa" w:w="3062"/>
-          </w:tcPr>
-          <w:p>
-            <w:r>
-              <w:rPr>
-                <w:b w:val="0"/>
-                <w:sz w:val="18"/>
-              </w:rPr>
-              <w:t>Total planejado</w:t>
-            </w:r>
-          </w:p>
-        </w:tc>
-        <w:tc>
-          <w:tcPr>
-            <w:tcW w:type="dxa" w:w="3062"/>
-          </w:tcPr>
-          <w:p>
-            <w:r>
-              <w:rPr>
-                <w:b w:val="0"/>
-                <w:sz w:val="18"/>
-              </w:rPr>
-              <w:t>Projeto individual</w:t>
-            </w:r>
-          </w:p>
-        </w:tc>
-        <w:tc>
-          <w:tcPr>
-            <w:tcW w:type="dxa" w:w="3062"/>
-          </w:tcPr>
-          <w:p>
-            <w:r>
-              <w:rPr>
-                <w:b w:val="0"/>
-                <w:sz w:val="18"/>
-              </w:rPr>
-              <w:t>24 horas</w:t>
+              <w:t>Dez dias.</w:t>
             </w:r>
           </w:p>
         </w:tc>
       </w:tr>
     </w:tbl>
     <w:p/>
-    <w:p>
-      <w:r>
-        <w:t>As horas são uma estimativa pedagógica, não o tempo medido do estudante ou da execução automatizada. O estudante deve registrar seu próprio esforço antes da entrega.</w:t>
-      </w:r>
-    </w:p>
     <w:p>
       <w:pPr>
         <w:pStyle w:val="Heading2"/>
@@ -1507,7 +1392,7 @@
     </w:p>
     <w:p>
       <w:r>
-        <w:t>Não foram adicionados Spring, ORM ou uma API REST paralela, pois Servlet, JSP e JDBC tornam visível a divisão de responsabilidades estudada. A entidade única com enum evita subclasses sem comportamento distinto. A interface DAO fornece o ponto de substituição relevante ao problema.</w:t>
+        <w:t>Optei por Servlet, JSP e JDBC para tornar visível a divisão de responsabilidades estudada. A entidade ItemMidia representa as obras e o enum TipoMidia identifica suas categorias. A interface DAO estabelece o contrato de persistência e permite substituir a implementação nos testes.</w:t>
       </w:r>
     </w:p>
     <w:p>
@@ -2560,7 +2445,7 @@
     <w:p/>
     <w:p>
       <w:r>
-        <w:t>Essa comparação é estrutural. Não foram calculados percentuais de redução de linhas ou de velocidade de desenvolvimento, pois não há um código legado executável nem medição comparativa.</w:t>
+        <w:t>Avaliei a organização pela localização das responsabilidades: consultas no DAO, validações no serviço e atendimento HTTP no controlador. Os exemplos e os testes mostram como cada componente pode ser compreendido e verificado separadamente.</w:t>
       </w:r>
     </w:p>
     <w:p>
@@ -2578,7 +2463,7 @@
     </w:p>
     <w:p>
       <w:r>
-        <w:t>A herança é usada naturalmente quando ItemMidiaServlet estende HttpServlet, sobrescrevendo doGet e doPost. Não foram criadas subclasses de mídia artificiais: a existência de um tipo diferente não implica, por si só, comportamento diferente. Se regras específicas surgirem, essa decisão pode ser revista com base em requisitos concretos.</w:t>
+        <w:t>A herança aparece quando ItemMidiaServlet estende HttpServlet, sobrescrevendo doGet e doPost. Para as obras, utilizei uma entidade e um enum, pois livros, filmes e séries compartilham os atributos e as operações do catálogo. Regras específicas por categoria podem orientar uma revisão futura desse modelo.</w:t>
       </w:r>
     </w:p>
     <w:p>
@@ -2746,7 +2631,7 @@
     </w:p>
     <w:p>
       <w:r>
-        <w:t>A configuração padrão sem senha é destinada ao banco embutido da demonstração local. As credenciais podem ser definidas por variáveis de ambiente. Uma implantação pública exigiria autenticação, autorização, HTTPS, política de cookies adequada, limitação de requisições, monitoramento e revisão de operação. Esses recursos não são declarados como implementados.</w:t>
+        <w:t>A configuração padrão sem senha é destinada ao banco embutido da demonstração local. As credenciais podem ser definidas por variáveis de ambiente. Uma implantação pública exigiria autenticação, autorização, HTTPS, política de cookies adequada, limitação de requisições, monitoramento e revisão de operação. Esses recursos fazem parte das possibilidades de evolução.</w:t>
       </w:r>
     </w:p>
     <w:p>
@@ -2789,7 +2674,7 @@
     </w:p>
     <w:p>
       <w:r>
-        <w:t>O registro factual de testes, contagens, falhas e ambiente acompanha o arquivo VERIFICACAO.md. Não foram realizados ensaios de carga, auditoria de segurança externa ou validação com usuários finais. As capturas de tela registram uma execução de demonstração com dados fictícios de uso do catálogo e resumos originais.</w:t>
+        <w:t>Os registros XML da entrega apresentam 39 testes aprovados: 23 de serviço, 8 de persistência e 8 de integração HTTP, com zero falhas, erros ou testes ignorados. O detalhamento está em VERIFICACAO.md e em entrega/evidencias_testes. As capturas de tela registram a execução com dados demonstrativos. A avaliação se concentra no funcionamento, na persistência e na organização do código.</w:t>
       </w:r>
     </w:p>
     <w:p>
@@ -3132,12 +3017,12 @@
     </w:p>
     <w:p>
       <w:r>
-        <w:t>O projeto fornece um catálogo completo, uma arquitetura em camadas, testes automatizados e documentação explicativa. A solução atende à Situação-Problema 3 ao retirar persistência e regras da Servlet e ao demonstrar reutilização e substituição de dependências. A manutenção melhora pela distribuição das responsabilidades, sem atribuir um ganho quantitativo não medido.</w:t>
+        <w:t>Ao final dos dez dias, concluí o catálogo com arquitetura em camadas, testes automatizados e documentação. A solução atende à Situação-Problema 3 ao concentrar a persistência no DAO e as regras no serviço. A organização permite localizar as alterações e testar as regras com uma implementação de persistência em memória. O CRUD, a busca e a conservação dos dados são demonstrados pelos testes registrados na entrega.</w:t>
       </w:r>
     </w:p>
     <w:p>
       <w:r>
-        <w:t>Como evolução, propõem-se paginação, filtros de gênero, autenticação, auditoria de alterações, controle de concorrência por versão e migração planejada para um SGBD servidor. A entrega mantém um escopo compatível com o projeto acadêmico e com a compreensão detalhada pelo estudante.</w:t>
+        <w:t>Como evolução, propõem-se paginação, filtros de gênero, autenticação, auditoria de alterações, controle de concorrência por versão e migração planejada para um SGBD servidor. Essas possibilidades dão continuidade ao catálogo desenvolvido e à aplicação dos conceitos de orientação a objetos.</w:t>
       </w:r>
     </w:p>
     <w:p>
@@ -3150,7 +3035,7 @@
     </w:p>
     <w:p>
       <w:r>
-        <w:t>MARQUES, Artur. Projetos Computacionais: da Teoria à Prática. Material teórico da disciplina, arquivo teorico (1).pdf fornecido pelo estudante, 44 páginas. Sem data editorial identificada. Base do problema: pp. 39–40; requisitos e documentação: pp. 7–9 e 20–28.</w:t>
+        <w:t>MARQUES, Artur. Projetos Computacionais: da Teoria à Prática. Material teórico da disciplina. [s.d.]. Base do problema: p. 39–40; requisitos e documentação: p. 7–9 e 20–28.</w:t>
       </w:r>
     </w:p>
     <w:p>
@@ -3160,7 +3045,7 @@
     </w:p>
     <w:p>
       <w:r>
-        <w:t>APACHE SOFTWARE FOUNDATION. Apache Maven: Download and Documentation. Disponível em: https://maven.apache.org/download.cgi. Consultado em 17 out. 2026. A entrega fixa Maven 3.9.9 como ferramenta local, sem afirmar que seja a versão mais recente.</w:t>
+        <w:t>APACHE SOFTWARE FOUNDATION. Apache Maven: Download and Documentation. Disponível em: https://maven.apache.org/download.cgi. Consultado em 17 out. 2026.</w:t>
       </w:r>
     </w:p>
     <w:p>
@@ -3176,11 +3061,6 @@
     <w:p>
       <w:r>
         <w:t>JUNIT TEAM. JUnit 5.12.2 Release Notes. Disponível em: https://docs.junit.org/5.12.2/release-notes/. Consultado em 17 out. 2026.</w:t>
-      </w:r>
-    </w:p>
-    <w:p>
-      <w:r>
-        <w:t>As obras bibliográficas mencionadas pelo material da disciplina não são apresentadas aqui como leituras diretas realizadas nesta implementação. A revisão conceitual se apoia no próprio PDF fornecido e nas documentações oficiais efetivamente consultadas.</w:t>
       </w:r>
     </w:p>
     <w:sectPr>
